--- a/test-documents/styles-test.docx
+++ b/test-documents/styles-test.docx
@@ -244,6 +244,8 @@
   <w:footnote w:type="separator" w:id="-1">
     <w:p>
       <w:pPr>
+        <w:bidi/>
+        <w:jc w:val="right"/>
         <w:spacing w:after="0" w:line="240" w:lineRule="auto"/>
       </w:pPr>
       <w:r>
@@ -254,6 +256,8 @@
   <w:footnote w:type="continuationSeparator" w:id="0">
     <w:p>
       <w:pPr>
+        <w:bidi/>
+        <w:jc w:val="right"/>
         <w:spacing w:after="0" w:line="240" w:lineRule="auto"/>
       </w:pPr>
       <w:r>
